--- a/Sprint20260921-20261002/HERO-68770_20260930_120214.docx
+++ b/Sprint20260921-20261002/HERO-68770_20260930_120214.docx
@@ -2059,200 +2059,6 @@
         <w:t>: Windows workstation and Android mobile device (Calling Queue scan operations)</w:t>
       </w:r>
     </w:p>
-    <w:p>
-      <w:pPr>
-        <w:spacing w:before="200" w:after="120"/>
-      </w:pPr>
-      <w:r>
-        <w:rPr>
-          <w:rFonts w:ascii="Arial" w:hAnsi="Arial" w:eastAsia="Arial" w:cs="Arial"/>
-          <w:b/>
-          <w:color w:val="000000"/>
-          <w:sz w:val="26"/>
-          <w:u w:val="single"/>
-        </w:rPr>
-        <w:t>Appendix</w:t>
-      </w:r>
-    </w:p>
-    <w:p>
-      <w:pPr>
-        <w:spacing w:before="0" w:after="80"/>
-      </w:pPr>
-      <w:r>
-        <w:rPr>
-          <w:rFonts w:ascii="Arial" w:hAnsi="Arial" w:eastAsia="Arial" w:cs="Arial"/>
-          <w:b/>
-          <w:color w:val="000000"/>
-          <w:sz w:val="20"/>
-          <w:u w:val="none"/>
-        </w:rPr>
-        <w:t>Issue Key:</w:t>
-      </w:r>
-      <w:r>
-        <w:rPr>
-          <w:rFonts w:ascii="Arial" w:hAnsi="Arial" w:eastAsia="Arial" w:cs="Arial"/>
-          <w:b w:val="0"/>
-          <w:color w:val="000000"/>
-          <w:sz w:val="20"/>
-          <w:u w:val="none"/>
-        </w:rPr>
-        <w:t xml:space="preserve"> HERO-68770</w:t>
-      </w:r>
-    </w:p>
-    <w:p>
-      <w:pPr>
-        <w:spacing w:before="0" w:after="80"/>
-      </w:pPr>
-      <w:r>
-        <w:rPr>
-          <w:rFonts w:ascii="Arial" w:hAnsi="Arial" w:eastAsia="Arial" w:cs="Arial"/>
-          <w:b/>
-          <w:color w:val="000000"/>
-          <w:sz w:val="20"/>
-          <w:u w:val="none"/>
-        </w:rPr>
-        <w:t>Summary:</w:t>
-      </w:r>
-      <w:r>
-        <w:rPr>
-          <w:rFonts w:ascii="Arial" w:hAnsi="Arial" w:eastAsia="Arial" w:cs="Arial"/>
-          <w:b w:val="0"/>
-          <w:color w:val="000000"/>
-          <w:sz w:val="20"/>
-          <w:u w:val="none"/>
-        </w:rPr>
-        <w:t xml:space="preserve"> Audit Log-POS module- To record fail to scan calling no</w:t>
-      </w:r>
-    </w:p>
-    <w:p>
-      <w:pPr>
-        <w:spacing w:before="0" w:after="80"/>
-      </w:pPr>
-      <w:r>
-        <w:rPr>
-          <w:rFonts w:ascii="Arial" w:hAnsi="Arial" w:eastAsia="Arial" w:cs="Arial"/>
-          <w:b/>
-          <w:color w:val="000000"/>
-          <w:sz w:val="20"/>
-          <w:u w:val="none"/>
-        </w:rPr>
-        <w:t>Component:</w:t>
-      </w:r>
-      <w:r>
-        <w:rPr>
-          <w:rFonts w:ascii="Arial" w:hAnsi="Arial" w:eastAsia="Arial" w:cs="Arial"/>
-          <w:b w:val="0"/>
-          <w:color w:val="000000"/>
-          <w:sz w:val="20"/>
-          <w:u w:val="none"/>
-        </w:rPr>
-        <w:t xml:space="preserve"> REPORTS</w:t>
-      </w:r>
-    </w:p>
-    <w:p>
-      <w:pPr>
-        <w:spacing w:before="0" w:after="80"/>
-      </w:pPr>
-      <w:r>
-        <w:rPr>
-          <w:rFonts w:ascii="Arial" w:hAnsi="Arial" w:eastAsia="Arial" w:cs="Arial"/>
-          <w:b/>
-          <w:color w:val="000000"/>
-          <w:sz w:val="20"/>
-          <w:u w:val="none"/>
-        </w:rPr>
-        <w:t>Sprint:</w:t>
-      </w:r>
-      <w:r>
-        <w:rPr>
-          <w:rFonts w:ascii="Arial" w:hAnsi="Arial" w:eastAsia="Arial" w:cs="Arial"/>
-          <w:b w:val="0"/>
-          <w:color w:val="000000"/>
-          <w:sz w:val="20"/>
-          <w:u w:val="none"/>
-        </w:rPr>
-        <w:t xml:space="preserve"> Report - 20260921-20261002</w:t>
-      </w:r>
-    </w:p>
-    <w:p>
-      <w:pPr>
-        <w:spacing w:before="0" w:after="80"/>
-      </w:pPr>
-      <w:r>
-        <w:rPr>
-          <w:rFonts w:ascii="Arial" w:hAnsi="Arial" w:eastAsia="Arial" w:cs="Arial"/>
-          <w:b/>
-          <w:color w:val="000000"/>
-          <w:sz w:val="20"/>
-          <w:u w:val="none"/>
-        </w:rPr>
-        <w:t>Acceptance Criteria (from JIRA):</w:t>
-      </w:r>
-    </w:p>
-    <w:p>
-      <w:pPr>
-        <w:spacing w:before="0" w:after="40"/>
-        <w:ind w:left="360" w:hanging="240"/>
-      </w:pPr>
-      <w:r>
-        <w:rPr>
-          <w:rFonts w:ascii="Arial" w:hAnsi="Arial" w:eastAsia="Arial" w:cs="Arial"/>
-          <w:b w:val="0"/>
-          <w:color w:val="000000"/>
-          <w:sz w:val="20"/>
-          <w:u w:val="none"/>
-        </w:rPr>
-        <w:t>1. Based on HERO-59496 and HERO-63866, add a new audit log type under the POS module to handle the fail scan calling number issue.</w:t>
-      </w:r>
-    </w:p>
-    <w:p>
-      <w:pPr>
-        <w:spacing w:before="0" w:after="40"/>
-        <w:ind w:left="360" w:hanging="240"/>
-      </w:pPr>
-      <w:r>
-        <w:rPr>
-          <w:rFonts w:ascii="Arial" w:hAnsi="Arial" w:eastAsia="Arial" w:cs="Arial"/>
-          <w:b w:val="0"/>
-          <w:color w:val="000000"/>
-          <w:sz w:val="20"/>
-          <w:u w:val="none"/>
-        </w:rPr>
-        <w:t>2. The record must include: detail error message (such as invalid QR code); in which calling queue the failure occurred; the captured calling number; the issue occur date/time; and who performed the scan.</w:t>
-      </w:r>
-    </w:p>
-    <w:p>
-      <w:pPr>
-        <w:spacing w:before="0" w:after="40"/>
-        <w:ind w:left="360" w:hanging="240"/>
-      </w:pPr>
-      <w:r>
-        <w:rPr>
-          <w:rFonts w:ascii="Arial" w:hAnsi="Arial" w:eastAsia="Arial" w:cs="Arial"/>
-          <w:b w:val="0"/>
-          <w:color w:val="000000"/>
-          <w:sz w:val="20"/>
-          <w:u w:val="none"/>
-        </w:rPr>
-        <w:t>3. Audit log module = POS; audit log type = fail_scan_call_number.</w:t>
-      </w:r>
-    </w:p>
-    <w:p>
-      <w:pPr>
-        <w:spacing w:before="0" w:after="40"/>
-        <w:ind w:left="360" w:hanging="240"/>
-      </w:pPr>
-      <w:r>
-        <w:rPr>
-          <w:rFonts w:ascii="Arial" w:hAnsi="Arial" w:eastAsia="Arial" w:cs="Arial"/>
-          <w:b w:val="0"/>
-          <w:color w:val="000000"/>
-          <w:sz w:val="20"/>
-          <w:u w:val="none"/>
-        </w:rPr>
-        <w:t>4. Date/Time and User are not extra fields: use the existing Audit Log Record Creation Time and User; do not add triggered_by or a separate date/time ainf_variable.</w:t>
-      </w:r>
-    </w:p>
     <w:sectPr>
       <w:pgSz w:w="12240" w:h="15840"/>
       <w:pgMar w:top="1440" w:right="1800" w:bottom="1440" w:left="1800" w:header="720" w:footer="720" w:gutter="0"/>
